--- a/IY4101 OOP Assignment 2_303066791 (Sam Yip).docx
+++ b/IY4101 OOP Assignment 2_303066791 (Sam Yip).docx
@@ -327,52 +327,8 @@
                                 <w:color w:val="156082"/>
                                 <w:sz w:val="28"/>
                               </w:rPr>
-                              <w:t xml:space="preserve">Tutor: </w:t>
+                              <w:t>Tutor: Dr.Dena S.Y.Nuuman</w:t>
                             </w:r>
-                            <w:proofErr w:type="spellStart"/>
-                            <w:proofErr w:type="gramStart"/>
-                            <w:r>
-                              <w:rPr>
-                                <w:rFonts w:ascii="Arial" w:eastAsia="Arial" w:hAnsi="Arial" w:cs="Arial"/>
-                                <w:b/>
-                                <w:color w:val="156082"/>
-                                <w:sz w:val="28"/>
-                              </w:rPr>
-                              <w:t>Dr.Dena</w:t>
-                            </w:r>
-                            <w:proofErr w:type="spellEnd"/>
-                            <w:proofErr w:type="gramEnd"/>
-                            <w:r>
-                              <w:rPr>
-                                <w:rFonts w:ascii="Arial" w:eastAsia="Arial" w:hAnsi="Arial" w:cs="Arial"/>
-                                <w:b/>
-                                <w:color w:val="156082"/>
-                                <w:sz w:val="28"/>
-                              </w:rPr>
-                              <w:t xml:space="preserve"> </w:t>
-                            </w:r>
-                            <w:proofErr w:type="spellStart"/>
-                            <w:r>
-                              <w:rPr>
-                                <w:rFonts w:ascii="Arial" w:eastAsia="Arial" w:hAnsi="Arial" w:cs="Arial"/>
-                                <w:b/>
-                                <w:color w:val="156082"/>
-                                <w:sz w:val="28"/>
-                              </w:rPr>
-                              <w:t>S.</w:t>
-                            </w:r>
-                            <w:proofErr w:type="gramStart"/>
-                            <w:r>
-                              <w:rPr>
-                                <w:rFonts w:ascii="Arial" w:eastAsia="Arial" w:hAnsi="Arial" w:cs="Arial"/>
-                                <w:b/>
-                                <w:color w:val="156082"/>
-                                <w:sz w:val="28"/>
-                              </w:rPr>
-                              <w:t>Y.Nuuman</w:t>
-                            </w:r>
-                            <w:proofErr w:type="spellEnd"/>
-                            <w:proofErr w:type="gramEnd"/>
                           </w:p>
                           <w:p>
                             <w:pPr>
@@ -494,52 +450,8 @@
                           <w:color w:val="156082"/>
                           <w:sz w:val="28"/>
                         </w:rPr>
-                        <w:t xml:space="preserve">Tutor: </w:t>
+                        <w:t>Tutor: Dr.Dena S.Y.Nuuman</w:t>
                       </w:r>
-                      <w:proofErr w:type="spellStart"/>
-                      <w:proofErr w:type="gramStart"/>
-                      <w:r>
-                        <w:rPr>
-                          <w:rFonts w:ascii="Arial" w:eastAsia="Arial" w:hAnsi="Arial" w:cs="Arial"/>
-                          <w:b/>
-                          <w:color w:val="156082"/>
-                          <w:sz w:val="28"/>
-                        </w:rPr>
-                        <w:t>Dr.Dena</w:t>
-                      </w:r>
-                      <w:proofErr w:type="spellEnd"/>
-                      <w:proofErr w:type="gramEnd"/>
-                      <w:r>
-                        <w:rPr>
-                          <w:rFonts w:ascii="Arial" w:eastAsia="Arial" w:hAnsi="Arial" w:cs="Arial"/>
-                          <w:b/>
-                          <w:color w:val="156082"/>
-                          <w:sz w:val="28"/>
-                        </w:rPr>
-                        <w:t xml:space="preserve"> </w:t>
-                      </w:r>
-                      <w:proofErr w:type="spellStart"/>
-                      <w:r>
-                        <w:rPr>
-                          <w:rFonts w:ascii="Arial" w:eastAsia="Arial" w:hAnsi="Arial" w:cs="Arial"/>
-                          <w:b/>
-                          <w:color w:val="156082"/>
-                          <w:sz w:val="28"/>
-                        </w:rPr>
-                        <w:t>S.</w:t>
-                      </w:r>
-                      <w:proofErr w:type="gramStart"/>
-                      <w:r>
-                        <w:rPr>
-                          <w:rFonts w:ascii="Arial" w:eastAsia="Arial" w:hAnsi="Arial" w:cs="Arial"/>
-                          <w:b/>
-                          <w:color w:val="156082"/>
-                          <w:sz w:val="28"/>
-                        </w:rPr>
-                        <w:t>Y.Nuuman</w:t>
-                      </w:r>
-                      <w:proofErr w:type="spellEnd"/>
-                      <w:proofErr w:type="gramEnd"/>
                     </w:p>
                     <w:p>
                       <w:pPr>
@@ -1708,7 +1620,45 @@
     <w:p>
       <w:pPr>
         <w:spacing w:line="240" w:lineRule="auto"/>
-      </w:pPr>
+        <w:rPr>
+          <w:lang w:val="en-CA"/>
+        </w:rPr>
+      </w:pPr>
+      <w:r>
+        <w:rPr>
+          <w:lang w:val="en-CA"/>
+        </w:rPr>
+        <w:t xml:space="preserve">Used </w:t>
+      </w:r>
+      <w:hyperlink r:id="rId10" w:history="1">
+        <w:r>
+          <w:rPr>
+            <w:rStyle w:val="a7"/>
+            <w:lang w:val="en-CA"/>
+          </w:rPr>
+          <w:t>Dr</w:t>
+        </w:r>
+        <w:r>
+          <w:rPr>
+            <w:rStyle w:val="a7"/>
+            <w:lang w:val="en-CA"/>
+          </w:rPr>
+          <w:t>a</w:t>
+        </w:r>
+        <w:r>
+          <w:rPr>
+            <w:rStyle w:val="a7"/>
+            <w:lang w:val="en-CA"/>
+          </w:rPr>
+          <w:t>w.io</w:t>
+        </w:r>
+      </w:hyperlink>
+      <w:r>
+        <w:rPr>
+          <w:lang w:val="en-CA"/>
+        </w:rPr>
+        <w:t xml:space="preserve"> to draw it.</w:t>
+      </w:r>
     </w:p>
     <w:p>
       <w:pPr>
@@ -3270,7 +3220,7 @@
       <w:pPr>
         <w:spacing w:line="240" w:lineRule="auto"/>
         <w:rPr>
-          <w:rFonts w:eastAsia="MS Mincho" w:hint="eastAsia"/>
+          <w:rFonts w:eastAsia="MS Mincho"/>
           <w:lang w:val="en-CA" w:eastAsia="ja-JP"/>
         </w:rPr>
       </w:pPr>
@@ -11599,7 +11549,7 @@
                     <pic:cNvPicPr/>
                   </pic:nvPicPr>
                   <pic:blipFill>
-                    <a:blip r:embed="rId10" cstate="print">
+                    <a:blip r:embed="rId11" cstate="print">
                       <a:extLst>
                         <a:ext uri="{28A0092B-C50C-407E-A947-70E740481C1C}">
                           <a14:useLocalDpi xmlns:a14="http://schemas.microsoft.com/office/drawing/2010/main" val="0"/>
@@ -11627,8 +11577,8 @@
       </w:r>
     </w:p>
     <w:sectPr>
-      <w:headerReference w:type="default" r:id="rId11"/>
-      <w:footerReference w:type="default" r:id="rId12"/>
+      <w:headerReference w:type="default" r:id="rId12"/>
+      <w:footerReference w:type="default" r:id="rId13"/>
       <w:pgSz w:w="11906" w:h="16838"/>
       <w:pgMar w:top="1152" w:right="1152" w:bottom="1152" w:left="1152" w:header="706" w:footer="706" w:gutter="0"/>
       <w:pgNumType w:start="0"/>
@@ -12820,6 +12770,7 @@
   <w:style w:type="character" w:default="1" w:styleId="a0">
     <w:name w:val="Default Paragraph Font"/>
     <w:uiPriority w:val="1"/>
+    <w:semiHidden/>
     <w:unhideWhenUsed/>
   </w:style>
   <w:style w:type="table" w:default="1" w:styleId="a1">
@@ -12982,6 +12933,41 @@
       <w:color w:val="000000" w:themeColor="text1"/>
       <w:sz w:val="22"/>
       <w:szCs w:val="22"/>
+    </w:rPr>
+  </w:style>
+  <w:style w:type="character" w:styleId="a7">
+    <w:name w:val="Hyperlink"/>
+    <w:basedOn w:val="a0"/>
+    <w:uiPriority w:val="99"/>
+    <w:unhideWhenUsed/>
+    <w:rsid w:val="00CE0B89"/>
+    <w:rPr>
+      <w:color w:val="0000FF" w:themeColor="hyperlink"/>
+      <w:u w:val="single"/>
+    </w:rPr>
+  </w:style>
+  <w:style w:type="character" w:styleId="a8">
+    <w:name w:val="Unresolved Mention"/>
+    <w:basedOn w:val="a0"/>
+    <w:uiPriority w:val="99"/>
+    <w:semiHidden/>
+    <w:unhideWhenUsed/>
+    <w:rsid w:val="00CE0B89"/>
+    <w:rPr>
+      <w:color w:val="605E5C"/>
+      <w:shd w:val="clear" w:color="auto" w:fill="E1DFDD"/>
+    </w:rPr>
+  </w:style>
+  <w:style w:type="character" w:styleId="a9">
+    <w:name w:val="FollowedHyperlink"/>
+    <w:basedOn w:val="a0"/>
+    <w:uiPriority w:val="99"/>
+    <w:semiHidden/>
+    <w:unhideWhenUsed/>
+    <w:rsid w:val="00CE0B89"/>
+    <w:rPr>
+      <w:color w:val="800080" w:themeColor="followedHyperlink"/>
+      <w:u w:val="single"/>
     </w:rPr>
   </w:style>
 </w:styles>
